--- a/Informe/Curso Integrador Informe Proyecto.docx
+++ b/Informe/Curso Integrador Informe Proyecto.docx
@@ -2655,6 +2655,15 @@
                 <w:sz w:val="22"/>
                 <w:szCs w:val="22"/>
               </w:rPr>
+            </w:r>
+            <w:r>
+              <w:rPr>
+                <w:rFonts w:ascii="Arial" w:hAnsi="Arial" w:cs="Arial"/>
+                <w:noProof/>
+                <w:webHidden/>
+                <w:sz w:val="22"/>
+                <w:szCs w:val="22"/>
+              </w:rPr>
               <w:fldChar w:fldCharType="separate"/>
             </w:r>
             <w:r>
@@ -3548,6 +3557,15 @@
                 <w:szCs w:val="22"/>
               </w:rPr>
               <w:instrText xml:space="preserve"> PAGEREF _Toc196354970 \h </w:instrText>
+            </w:r>
+            <w:r>
+              <w:rPr>
+                <w:rFonts w:ascii="Arial" w:hAnsi="Arial" w:cs="Arial"/>
+                <w:noProof/>
+                <w:webHidden/>
+                <w:sz w:val="22"/>
+                <w:szCs w:val="22"/>
+              </w:rPr>
             </w:r>
             <w:r>
               <w:rPr>
@@ -11394,6 +11412,7 @@
       <w:r>
         <w:rPr>
           <w:rFonts w:ascii="Arial" w:eastAsiaTheme="majorEastAsia" w:hAnsi="Arial" w:cs="Arial"/>
+          <w:noProof/>
           <w:sz w:val="22"/>
           <w:szCs w:val="22"/>
           <w:lang w:val="es-PE"/>
@@ -12129,16 +12148,29 @@
       <w:r>
         <w:rPr>
           <w:rFonts w:ascii="Arial" w:eastAsiaTheme="majorEastAsia" w:hAnsi="Arial" w:cs="Arial"/>
-          <w:noProof/>
-          <w:sz w:val="22"/>
-          <w:szCs w:val="22"/>
-          <w:lang w:val="es-PE"/>
-        </w:rPr>
+          <w:sz w:val="22"/>
+          <w:szCs w:val="22"/>
+          <w:lang w:val="es-PE"/>
+        </w:rPr>
+        <w:t xml:space="preserve"> </w:t>
+      </w:r>
+    </w:p>
+    <w:p>
+      <w:pPr>
+        <w:jc w:val="center"/>
+        <w:rPr>
+          <w:rFonts w:ascii="Arial" w:eastAsiaTheme="majorEastAsia" w:hAnsi="Arial" w:cs="Arial"/>
+          <w:sz w:val="22"/>
+          <w:szCs w:val="22"/>
+          <w:lang w:val="es-PE"/>
+        </w:rPr>
+      </w:pPr>
+      <w:r>
         <w:drawing>
-          <wp:inline distT="0" distB="0" distL="0" distR="0" wp14:anchorId="1431007A" wp14:editId="3A1D147B">
-            <wp:extent cx="5943600" cy="1352550"/>
+          <wp:inline distT="0" distB="0" distL="0" distR="0" wp14:anchorId="43156B02" wp14:editId="21A90F59">
+            <wp:extent cx="4924425" cy="2591636"/>
             <wp:effectExtent l="0" t="0" r="0" b="0"/>
-            <wp:docPr id="1768691088" name="Imagen 1"/>
+            <wp:docPr id="515665338" name="Imagen 1"/>
             <wp:cNvGraphicFramePr>
               <a:graphicFrameLocks xmlns:a="http://schemas.openxmlformats.org/drawingml/2006/main" noChangeAspect="1"/>
             </wp:cNvGraphicFramePr>
@@ -12146,7 +12178,7 @@
               <a:graphicData uri="http://schemas.openxmlformats.org/drawingml/2006/picture">
                 <pic:pic xmlns:pic="http://schemas.openxmlformats.org/drawingml/2006/picture">
                   <pic:nvPicPr>
-                    <pic:cNvPr id="1768691088" name=""/>
+                    <pic:cNvPr id="515665338" name=""/>
                     <pic:cNvPicPr/>
                   </pic:nvPicPr>
                   <pic:blipFill>
@@ -12158,7 +12190,7 @@
                   <pic:spPr>
                     <a:xfrm>
                       <a:off x="0" y="0"/>
-                      <a:ext cx="5943600" cy="1352550"/>
+                      <a:ext cx="4933309" cy="2596311"/>
                     </a:xfrm>
                     <a:prstGeom prst="rect">
                       <a:avLst/>
@@ -12170,80 +12202,6 @@
           </wp:inline>
         </w:drawing>
       </w:r>
-      <w:r>
-        <w:rPr>
-          <w:rFonts w:ascii="Arial" w:eastAsiaTheme="majorEastAsia" w:hAnsi="Arial" w:cs="Arial"/>
-          <w:sz w:val="22"/>
-          <w:szCs w:val="22"/>
-          <w:lang w:val="es-PE"/>
-        </w:rPr>
-        <w:t xml:space="preserve"> </w:t>
-      </w:r>
-    </w:p>
-    <w:p>
-      <w:pPr>
-        <w:jc w:val="center"/>
-        <w:rPr>
-          <w:rFonts w:ascii="Arial" w:eastAsiaTheme="majorEastAsia" w:hAnsi="Arial" w:cs="Arial"/>
-          <w:sz w:val="22"/>
-          <w:szCs w:val="22"/>
-          <w:lang w:val="es-PE"/>
-        </w:rPr>
-      </w:pPr>
-      <w:r>
-        <w:rPr>
-          <w:rFonts w:ascii="Arial" w:eastAsiaTheme="majorEastAsia" w:hAnsi="Arial" w:cs="Arial"/>
-          <w:noProof/>
-          <w:sz w:val="22"/>
-          <w:szCs w:val="22"/>
-          <w:lang w:val="es-PE"/>
-        </w:rPr>
-        <w:drawing>
-          <wp:inline distT="0" distB="0" distL="0" distR="0" wp14:anchorId="3FF0D78D" wp14:editId="158A176A">
-            <wp:extent cx="5924550" cy="3717290"/>
-            <wp:effectExtent l="0" t="0" r="0" b="0"/>
-            <wp:docPr id="434780345" name="Imagen 1"/>
-            <wp:cNvGraphicFramePr>
-              <a:graphicFrameLocks xmlns:a="http://schemas.openxmlformats.org/drawingml/2006/main" noChangeAspect="1"/>
-            </wp:cNvGraphicFramePr>
-            <a:graphic xmlns:a="http://schemas.openxmlformats.org/drawingml/2006/main">
-              <a:graphicData uri="http://schemas.openxmlformats.org/drawingml/2006/picture">
-                <pic:pic xmlns:pic="http://schemas.openxmlformats.org/drawingml/2006/picture">
-                  <pic:nvPicPr>
-                    <pic:cNvPr id="434780345" name=""/>
-                    <pic:cNvPicPr/>
-                  </pic:nvPicPr>
-                  <pic:blipFill>
-                    <a:blip r:embed="rId22"/>
-                    <a:stretch>
-                      <a:fillRect/>
-                    </a:stretch>
-                  </pic:blipFill>
-                  <pic:spPr>
-                    <a:xfrm>
-                      <a:off x="0" y="0"/>
-                      <a:ext cx="5924550" cy="3717290"/>
-                    </a:xfrm>
-                    <a:prstGeom prst="rect">
-                      <a:avLst/>
-                    </a:prstGeom>
-                  </pic:spPr>
-                </pic:pic>
-              </a:graphicData>
-            </a:graphic>
-          </wp:inline>
-        </w:drawing>
-      </w:r>
-    </w:p>
-    <w:p>
-      <w:pPr>
-        <w:rPr>
-          <w:rFonts w:ascii="Arial" w:eastAsiaTheme="majorEastAsia" w:hAnsi="Arial" w:cs="Arial"/>
-          <w:sz w:val="22"/>
-          <w:szCs w:val="22"/>
-          <w:lang w:val="es-PE"/>
-        </w:rPr>
-      </w:pPr>
     </w:p>
     <w:p>
       <w:pPr>
@@ -12284,8 +12242,8 @@
         <w:tblLook w:val="04A0" w:firstRow="1" w:lastRow="0" w:firstColumn="1" w:lastColumn="0" w:noHBand="0" w:noVBand="1"/>
       </w:tblPr>
       <w:tblGrid>
-        <w:gridCol w:w="1366"/>
-        <w:gridCol w:w="7984"/>
+        <w:gridCol w:w="1157"/>
+        <w:gridCol w:w="8193"/>
       </w:tblGrid>
       <w:tr>
         <w:tc>
@@ -12298,15 +12256,15 @@
               <w:spacing w:before="240" w:after="240"/>
               <w:rPr>
                 <w:rFonts w:ascii="Arial" w:hAnsi="Arial" w:cs="Arial"/>
-                <w:sz w:val="22"/>
-                <w:szCs w:val="22"/>
+                <w:sz w:val="18"/>
+                <w:szCs w:val="18"/>
               </w:rPr>
             </w:pPr>
             <w:r>
               <w:rPr>
                 <w:rFonts w:ascii="Arial" w:hAnsi="Arial" w:cs="Arial"/>
-                <w:sz w:val="22"/>
-                <w:szCs w:val="22"/>
+                <w:sz w:val="18"/>
+                <w:szCs w:val="18"/>
               </w:rPr>
               <w:t>ID</w:t>
             </w:r>
@@ -12322,23 +12280,23 @@
               <w:spacing w:before="240" w:after="240"/>
               <w:rPr>
                 <w:rFonts w:ascii="Arial" w:hAnsi="Arial" w:cs="Arial"/>
-                <w:sz w:val="22"/>
-                <w:szCs w:val="22"/>
+                <w:sz w:val="18"/>
+                <w:szCs w:val="18"/>
               </w:rPr>
             </w:pPr>
             <w:r>
               <w:rPr>
                 <w:rFonts w:ascii="Arial" w:hAnsi="Arial" w:cs="Arial"/>
-                <w:sz w:val="22"/>
-                <w:szCs w:val="22"/>
+                <w:sz w:val="18"/>
+                <w:szCs w:val="18"/>
               </w:rPr>
               <w:t>RF-0</w:t>
             </w:r>
             <w:r>
               <w:rPr>
                 <w:rFonts w:ascii="Arial" w:hAnsi="Arial" w:cs="Arial"/>
-                <w:sz w:val="22"/>
-                <w:szCs w:val="22"/>
+                <w:sz w:val="18"/>
+                <w:szCs w:val="18"/>
               </w:rPr>
               <w:t>3</w:t>
             </w:r>
@@ -12355,17 +12313,16 @@
               <w:spacing w:before="240" w:after="240"/>
               <w:rPr>
                 <w:rFonts w:ascii="Arial" w:hAnsi="Arial" w:cs="Arial"/>
-                <w:sz w:val="22"/>
-                <w:szCs w:val="22"/>
+                <w:sz w:val="18"/>
+                <w:szCs w:val="18"/>
               </w:rPr>
             </w:pPr>
             <w:r>
               <w:rPr>
                 <w:rFonts w:ascii="Arial" w:hAnsi="Arial" w:cs="Arial"/>
-                <w:sz w:val="22"/>
-                <w:szCs w:val="22"/>
-              </w:rPr>
-              <w:lastRenderedPageBreak/>
+                <w:sz w:val="18"/>
+                <w:szCs w:val="18"/>
+              </w:rPr>
               <w:t>Nombre</w:t>
             </w:r>
           </w:p>
@@ -12379,16 +12336,16 @@
               <w:spacing w:before="240" w:after="240"/>
               <w:rPr>
                 <w:rFonts w:ascii="Arial" w:hAnsi="Arial" w:cs="Arial"/>
-                <w:sz w:val="22"/>
-                <w:szCs w:val="22"/>
+                <w:sz w:val="18"/>
+                <w:szCs w:val="18"/>
                 <w:lang w:val="es-PE"/>
               </w:rPr>
             </w:pPr>
             <w:r>
               <w:rPr>
                 <w:rFonts w:ascii="Arial" w:hAnsi="Arial" w:cs="Arial"/>
-                <w:sz w:val="22"/>
-                <w:szCs w:val="22"/>
+                <w:sz w:val="18"/>
+                <w:szCs w:val="18"/>
                 <w:lang w:val="es-PE"/>
               </w:rPr>
               <w:t xml:space="preserve">Pantalla de asistencia de médicos </w:t>
@@ -12406,16 +12363,16 @@
               <w:spacing w:before="240" w:after="240"/>
               <w:rPr>
                 <w:rFonts w:ascii="Arial" w:hAnsi="Arial" w:cs="Arial"/>
-                <w:sz w:val="22"/>
-                <w:szCs w:val="22"/>
+                <w:sz w:val="18"/>
+                <w:szCs w:val="18"/>
               </w:rPr>
             </w:pPr>
             <w:proofErr w:type="spellStart"/>
             <w:r>
               <w:rPr>
                 <w:rFonts w:ascii="Arial" w:hAnsi="Arial" w:cs="Arial"/>
-                <w:sz w:val="22"/>
-                <w:szCs w:val="22"/>
+                <w:sz w:val="18"/>
+                <w:szCs w:val="18"/>
               </w:rPr>
               <w:t>Descripción</w:t>
             </w:r>
@@ -12434,16 +12391,16 @@
               <w:spacing w:before="240" w:after="240"/>
               <w:rPr>
                 <w:rFonts w:ascii="Arial" w:hAnsi="Arial" w:cs="Arial"/>
-                <w:sz w:val="22"/>
-                <w:szCs w:val="22"/>
+                <w:sz w:val="18"/>
+                <w:szCs w:val="18"/>
                 <w:lang w:val="es-PE"/>
               </w:rPr>
             </w:pPr>
             <w:r>
               <w:rPr>
                 <w:rFonts w:ascii="Arial" w:hAnsi="Arial" w:cs="Arial"/>
-                <w:sz w:val="22"/>
-                <w:szCs w:val="22"/>
+                <w:sz w:val="18"/>
+                <w:szCs w:val="18"/>
                 <w:lang w:val="es-PE"/>
               </w:rPr>
               <w:t xml:space="preserve">Es una pantalla que nos permite </w:t>
@@ -12451,8 +12408,8 @@
             <w:r>
               <w:rPr>
                 <w:rFonts w:ascii="Arial" w:hAnsi="Arial" w:cs="Arial"/>
-                <w:sz w:val="22"/>
-                <w:szCs w:val="22"/>
+                <w:sz w:val="18"/>
+                <w:szCs w:val="18"/>
                 <w:lang w:val="es-PE"/>
               </w:rPr>
               <w:t>gestionar y coordinar la disponibilidad de los médicos, permitiendo tener una mejor organización.</w:t>
@@ -12470,16 +12427,16 @@
               <w:spacing w:before="240" w:after="240"/>
               <w:rPr>
                 <w:rFonts w:ascii="Arial" w:hAnsi="Arial" w:cs="Arial"/>
-                <w:sz w:val="22"/>
-                <w:szCs w:val="22"/>
+                <w:sz w:val="18"/>
+                <w:szCs w:val="18"/>
               </w:rPr>
             </w:pPr>
             <w:proofErr w:type="spellStart"/>
             <w:r>
               <w:rPr>
                 <w:rFonts w:ascii="Arial" w:hAnsi="Arial" w:cs="Arial"/>
-                <w:sz w:val="22"/>
-                <w:szCs w:val="22"/>
+                <w:sz w:val="18"/>
+                <w:szCs w:val="18"/>
               </w:rPr>
               <w:t>Prioridad</w:t>
             </w:r>
@@ -12498,15 +12455,15 @@
               <w:spacing w:before="240" w:after="240"/>
               <w:rPr>
                 <w:rFonts w:ascii="Arial" w:hAnsi="Arial" w:cs="Arial"/>
-                <w:sz w:val="22"/>
-                <w:szCs w:val="22"/>
+                <w:sz w:val="18"/>
+                <w:szCs w:val="18"/>
               </w:rPr>
             </w:pPr>
             <w:r>
               <w:rPr>
                 <w:rFonts w:ascii="Arial" w:hAnsi="Arial" w:cs="Arial"/>
-                <w:sz w:val="22"/>
-                <w:szCs w:val="22"/>
+                <w:sz w:val="18"/>
+                <w:szCs w:val="18"/>
               </w:rPr>
               <w:t>ALTA</w:t>
             </w:r>
@@ -12523,15 +12480,15 @@
               <w:spacing w:before="240" w:after="240"/>
               <w:rPr>
                 <w:rFonts w:ascii="Arial" w:hAnsi="Arial" w:cs="Arial"/>
-                <w:sz w:val="22"/>
-                <w:szCs w:val="22"/>
+                <w:sz w:val="18"/>
+                <w:szCs w:val="18"/>
               </w:rPr>
             </w:pPr>
             <w:r>
               <w:rPr>
                 <w:rFonts w:ascii="Arial" w:hAnsi="Arial" w:cs="Arial"/>
-                <w:sz w:val="22"/>
-                <w:szCs w:val="22"/>
+                <w:sz w:val="18"/>
+                <w:szCs w:val="18"/>
               </w:rPr>
               <w:t>Entrada</w:t>
             </w:r>
@@ -12546,16 +12503,16 @@
               <w:spacing w:before="240" w:after="240"/>
               <w:rPr>
                 <w:rFonts w:ascii="Arial" w:hAnsi="Arial" w:cs="Arial"/>
-                <w:sz w:val="22"/>
-                <w:szCs w:val="22"/>
+                <w:sz w:val="18"/>
+                <w:szCs w:val="18"/>
                 <w:lang w:val="es-PE"/>
               </w:rPr>
             </w:pPr>
             <w:r>
               <w:rPr>
                 <w:rFonts w:ascii="Arial" w:hAnsi="Arial" w:cs="Arial"/>
-                <w:sz w:val="22"/>
-                <w:szCs w:val="22"/>
+                <w:sz w:val="18"/>
+                <w:szCs w:val="18"/>
                 <w:lang w:val="es-PE"/>
               </w:rPr>
               <w:t xml:space="preserve">El empleado ingresa a la sección de asistencias desde el menú. </w:t>
@@ -12573,15 +12530,15 @@
               <w:spacing w:before="240" w:after="240"/>
               <w:rPr>
                 <w:rFonts w:ascii="Arial" w:hAnsi="Arial" w:cs="Arial"/>
-                <w:sz w:val="22"/>
-                <w:szCs w:val="22"/>
+                <w:sz w:val="18"/>
+                <w:szCs w:val="18"/>
               </w:rPr>
             </w:pPr>
             <w:r>
               <w:rPr>
                 <w:rFonts w:ascii="Arial" w:hAnsi="Arial" w:cs="Arial"/>
-                <w:sz w:val="22"/>
-                <w:szCs w:val="22"/>
+                <w:sz w:val="18"/>
+                <w:szCs w:val="18"/>
               </w:rPr>
               <w:t>Salida</w:t>
             </w:r>
@@ -12596,16 +12553,16 @@
               <w:spacing w:before="240" w:after="240"/>
               <w:rPr>
                 <w:rFonts w:ascii="Arial" w:hAnsi="Arial" w:cs="Arial"/>
-                <w:sz w:val="22"/>
-                <w:szCs w:val="22"/>
+                <w:sz w:val="18"/>
+                <w:szCs w:val="18"/>
                 <w:lang w:val="es-PE"/>
               </w:rPr>
             </w:pPr>
             <w:r>
               <w:rPr>
                 <w:rFonts w:ascii="Arial" w:hAnsi="Arial" w:cs="Arial"/>
-                <w:sz w:val="22"/>
-                <w:szCs w:val="22"/>
+                <w:sz w:val="18"/>
+                <w:szCs w:val="18"/>
                 <w:lang w:val="es-PE"/>
               </w:rPr>
               <w:t>Podrá ver la asistencia junto con algunas observaciones</w:t>
@@ -12623,15 +12580,15 @@
               <w:spacing w:before="240" w:after="240"/>
               <w:rPr>
                 <w:rFonts w:ascii="Arial" w:hAnsi="Arial" w:cs="Arial"/>
-                <w:sz w:val="22"/>
-                <w:szCs w:val="22"/>
+                <w:sz w:val="18"/>
+                <w:szCs w:val="18"/>
               </w:rPr>
             </w:pPr>
             <w:r>
               <w:rPr>
                 <w:rFonts w:ascii="Arial" w:hAnsi="Arial" w:cs="Arial"/>
-                <w:sz w:val="22"/>
-                <w:szCs w:val="22"/>
+                <w:sz w:val="18"/>
+                <w:szCs w:val="18"/>
               </w:rPr>
               <w:t>Destino</w:t>
             </w:r>
@@ -12646,16 +12603,16 @@
               <w:spacing w:before="240" w:after="240"/>
               <w:rPr>
                 <w:rFonts w:ascii="Arial" w:hAnsi="Arial" w:cs="Arial"/>
-                <w:sz w:val="22"/>
-                <w:szCs w:val="22"/>
+                <w:sz w:val="18"/>
+                <w:szCs w:val="18"/>
                 <w:lang w:val="es-PE"/>
               </w:rPr>
             </w:pPr>
             <w:r>
               <w:rPr>
                 <w:rFonts w:ascii="Arial" w:hAnsi="Arial" w:cs="Arial"/>
-                <w:sz w:val="22"/>
-                <w:szCs w:val="22"/>
+                <w:sz w:val="18"/>
+                <w:szCs w:val="18"/>
                 <w:lang w:val="es-PE"/>
               </w:rPr>
               <w:t>Base de datos</w:t>
@@ -12663,8 +12620,8 @@
             <w:r>
               <w:rPr>
                 <w:rFonts w:ascii="Arial" w:hAnsi="Arial" w:cs="Arial"/>
-                <w:sz w:val="22"/>
-                <w:szCs w:val="22"/>
+                <w:sz w:val="18"/>
+                <w:szCs w:val="18"/>
                 <w:lang w:val="es-PE"/>
               </w:rPr>
               <w:t>, una sección específica del sistema (Asistencias)</w:t>
@@ -12677,16 +12634,80 @@
       <w:pPr>
         <w:rPr>
           <w:rFonts w:ascii="Arial" w:eastAsiaTheme="majorEastAsia" w:hAnsi="Arial" w:cs="Arial"/>
+          <w:sz w:val="22"/>
+          <w:szCs w:val="22"/>
+          <w:lang w:val="es-PE"/>
+        </w:rPr>
+      </w:pPr>
+    </w:p>
+    <w:p>
+      <w:pPr>
+        <w:pStyle w:val="Ttulo2"/>
+        <w:rPr>
+          <w:rFonts w:ascii="Arial" w:hAnsi="Arial" w:cs="Arial"/>
+          <w:color w:val="auto"/>
+          <w:sz w:val="22"/>
+          <w:szCs w:val="22"/>
+          <w:lang w:val="es-PE"/>
+        </w:rPr>
+      </w:pPr>
+      <w:r>
+        <w:rPr>
+          <w:rStyle w:val="Ttulo2Car"/>
+          <w:rFonts w:ascii="Arial" w:hAnsi="Arial" w:cs="Arial"/>
+          <w:color w:val="auto"/>
+          <w:sz w:val="22"/>
+          <w:szCs w:val="22"/>
+          <w:lang w:val="es-PE"/>
+        </w:rPr>
+        <w:br w:type="page"/>
+      </w:r>
+      <w:r>
+        <w:rPr>
+          <w:rFonts w:ascii="Arial" w:hAnsi="Arial" w:cs="Arial"/>
           <w:b/>
           <w:bCs/>
           <w:sz w:val="22"/>
           <w:szCs w:val="22"/>
           <w:lang w:val="es-PE"/>
         </w:rPr>
-      </w:pPr>
-    </w:p>
-    <w:p>
-      <w:pPr>
+        <w:lastRenderedPageBreak/>
+        <w:t xml:space="preserve">Gestión de </w:t>
+      </w:r>
+      <w:r>
+        <w:rPr>
+          <w:rFonts w:ascii="Arial" w:hAnsi="Arial" w:cs="Arial"/>
+          <w:b/>
+          <w:bCs/>
+          <w:sz w:val="22"/>
+          <w:szCs w:val="22"/>
+          <w:lang w:val="es-PE"/>
+        </w:rPr>
+        <w:t>Bonos</w:t>
+      </w:r>
+    </w:p>
+    <w:p>
+      <w:pPr>
+        <w:rPr>
+          <w:rFonts w:ascii="Arial" w:hAnsi="Arial" w:cs="Arial"/>
+          <w:sz w:val="22"/>
+          <w:szCs w:val="22"/>
+          <w:lang w:val="es-PE"/>
+        </w:rPr>
+      </w:pPr>
+      <w:r>
+        <w:rPr>
+          <w:rFonts w:ascii="Arial" w:hAnsi="Arial" w:cs="Arial"/>
+          <w:sz w:val="22"/>
+          <w:szCs w:val="22"/>
+          <w:lang w:val="es-PE"/>
+        </w:rPr>
+        <w:t>Pantalla para registrar y administrar bonos otorgados a empleados, con nombre y monto asociado.</w:t>
+      </w:r>
+    </w:p>
+    <w:p>
+      <w:pPr>
+        <w:jc w:val="center"/>
         <w:rPr>
           <w:rFonts w:ascii="Arial" w:eastAsiaTheme="majorEastAsia" w:hAnsi="Arial" w:cs="Arial"/>
           <w:sz w:val="22"/>
@@ -12694,44 +12715,7 @@
           <w:lang w:val="es-PE"/>
         </w:rPr>
       </w:pPr>
-    </w:p>
-    <w:p>
-      <w:pPr>
-        <w:jc w:val="center"/>
-        <w:rPr>
-          <w:rFonts w:ascii="Arial" w:eastAsiaTheme="majorEastAsia" w:hAnsi="Arial" w:cs="Arial"/>
-          <w:sz w:val="22"/>
-          <w:szCs w:val="22"/>
-          <w:lang w:val="es-PE"/>
-        </w:rPr>
-      </w:pPr>
-    </w:p>
-    <w:p>
-      <w:pPr>
-        <w:pStyle w:val="Ttulo2"/>
-        <w:rPr>
-          <w:rStyle w:val="Ttulo2Car"/>
-          <w:rFonts w:ascii="Arial" w:hAnsi="Arial" w:cs="Arial"/>
-          <w:color w:val="auto"/>
-          <w:sz w:val="22"/>
-          <w:szCs w:val="22"/>
-          <w:lang w:val="es-PE"/>
-        </w:rPr>
-      </w:pPr>
-      <w:r>
-        <w:rPr>
-          <w:rStyle w:val="Ttulo2Car"/>
-          <w:rFonts w:ascii="Arial" w:hAnsi="Arial" w:cs="Arial"/>
-          <w:color w:val="auto"/>
-          <w:sz w:val="22"/>
-          <w:szCs w:val="22"/>
-          <w:lang w:val="es-PE"/>
-        </w:rPr>
-        <w:t xml:space="preserve"> </w:t>
-      </w:r>
-    </w:p>
-    <w:p>
-      <w:pPr>
+      <w:r>
         <w:rPr>
           <w:rFonts w:ascii="Arial" w:eastAsiaTheme="majorEastAsia" w:hAnsi="Arial" w:cs="Arial"/>
           <w:b/>
@@ -12740,111 +12724,38 @@
           <w:szCs w:val="22"/>
           <w:lang w:val="es-PE"/>
         </w:rPr>
-      </w:pPr>
-      <w:r>
-        <w:rPr>
-          <w:rStyle w:val="Ttulo2Car"/>
-          <w:rFonts w:ascii="Arial" w:hAnsi="Arial" w:cs="Arial"/>
-          <w:color w:val="auto"/>
-          <w:sz w:val="22"/>
-          <w:szCs w:val="22"/>
-          <w:lang w:val="es-PE"/>
-        </w:rPr>
-        <w:br w:type="page"/>
+        <w:t>Figura</w:t>
+      </w:r>
+      <w:r>
+        <w:rPr>
+          <w:lang w:val="es-PE"/>
+        </w:rPr>
+        <w:t xml:space="preserve"> </w:t>
       </w:r>
       <w:r>
         <w:rPr>
           <w:rFonts w:ascii="Arial" w:eastAsiaTheme="majorEastAsia" w:hAnsi="Arial" w:cs="Arial"/>
-          <w:b/>
-          <w:bCs/>
-          <w:sz w:val="22"/>
-          <w:szCs w:val="22"/>
-          <w:lang w:val="es-PE"/>
-        </w:rPr>
-        <w:lastRenderedPageBreak/>
-        <w:t xml:space="preserve">Gestión de </w:t>
-      </w:r>
-      <w:r>
+          <w:sz w:val="22"/>
+          <w:szCs w:val="22"/>
+          <w:lang w:val="es-PE"/>
+        </w:rPr>
+        <w:t>Diseño de la página de Gestión de Bonos</w:t>
+      </w:r>
+    </w:p>
+    <w:p>
+      <w:pPr>
+        <w:jc w:val="center"/>
         <w:rPr>
           <w:rFonts w:ascii="Arial" w:eastAsiaTheme="majorEastAsia" w:hAnsi="Arial" w:cs="Arial"/>
-          <w:b/>
-          <w:bCs/>
-          <w:sz w:val="22"/>
-          <w:szCs w:val="22"/>
-          <w:lang w:val="es-PE"/>
-        </w:rPr>
-        <w:t>Bonos</w:t>
-      </w:r>
-    </w:p>
-    <w:p>
-      <w:pPr>
-        <w:rPr>
-          <w:rFonts w:ascii="Arial" w:hAnsi="Arial" w:cs="Arial"/>
-          <w:sz w:val="22"/>
-          <w:szCs w:val="22"/>
-          <w:lang w:val="es-PE"/>
-        </w:rPr>
-      </w:pPr>
-      <w:r>
-        <w:rPr>
-          <w:rFonts w:ascii="Arial" w:hAnsi="Arial" w:cs="Arial"/>
-          <w:sz w:val="22"/>
-          <w:szCs w:val="22"/>
-          <w:lang w:val="es-PE"/>
-        </w:rPr>
-        <w:t>Pantalla para registrar y administrar bonos otorgados a empleados, con nombre y monto asociado.</w:t>
-      </w:r>
-    </w:p>
-    <w:p>
-      <w:pPr>
-        <w:jc w:val="center"/>
+          <w:sz w:val="22"/>
+          <w:szCs w:val="22"/>
+          <w:lang w:val="es-PE"/>
+        </w:rPr>
+      </w:pPr>
+      <w:r>
         <w:rPr>
           <w:rFonts w:ascii="Arial" w:eastAsiaTheme="majorEastAsia" w:hAnsi="Arial" w:cs="Arial"/>
-          <w:sz w:val="22"/>
-          <w:szCs w:val="22"/>
-          <w:lang w:val="es-PE"/>
-        </w:rPr>
-      </w:pPr>
-      <w:r>
-        <w:rPr>
-          <w:rFonts w:ascii="Arial" w:eastAsiaTheme="majorEastAsia" w:hAnsi="Arial" w:cs="Arial"/>
-          <w:b/>
-          <w:bCs/>
-          <w:sz w:val="22"/>
-          <w:szCs w:val="22"/>
-          <w:lang w:val="es-PE"/>
-        </w:rPr>
-        <w:t>Figura</w:t>
-      </w:r>
-      <w:r>
-        <w:rPr>
-          <w:lang w:val="es-PE"/>
-        </w:rPr>
-        <w:t xml:space="preserve"> </w:t>
-      </w:r>
-      <w:r>
-        <w:rPr>
-          <w:rFonts w:ascii="Arial" w:eastAsiaTheme="majorEastAsia" w:hAnsi="Arial" w:cs="Arial"/>
-          <w:sz w:val="22"/>
-          <w:szCs w:val="22"/>
-          <w:lang w:val="es-PE"/>
-        </w:rPr>
-        <w:t>Diseño de la página de Gestión de Bonos</w:t>
-      </w:r>
-    </w:p>
-    <w:p>
-      <w:pPr>
-        <w:jc w:val="center"/>
-        <w:rPr>
-          <w:rFonts w:ascii="Arial" w:eastAsiaTheme="majorEastAsia" w:hAnsi="Arial" w:cs="Arial"/>
-          <w:sz w:val="22"/>
-          <w:szCs w:val="22"/>
-          <w:lang w:val="es-PE"/>
-        </w:rPr>
-      </w:pPr>
-      <w:r>
-        <w:rPr>
-          <w:rFonts w:ascii="Arial" w:eastAsiaTheme="majorEastAsia" w:hAnsi="Arial" w:cs="Arial"/>
+          <w:noProof/>
           <w:sz w:val="22"/>
           <w:szCs w:val="22"/>
           <w:lang w:val="es-PE"/>
@@ -12873,7 +12784,7 @@
                     <pic:cNvPicPr/>
                   </pic:nvPicPr>
                   <pic:blipFill>
-                    <a:blip r:embed="rId23">
+                    <a:blip r:embed="rId22">
                       <a:extLst>
                         <a:ext uri="{28A0092B-C50C-407E-A947-70E740481C1C}">
                           <a14:useLocalDpi xmlns:a14="http://schemas.microsoft.com/office/drawing/2010/main" val="0"/>
@@ -13552,6 +13463,7 @@
       <w:r>
         <w:rPr>
           <w:rFonts w:ascii="Arial" w:eastAsiaTheme="majorEastAsia" w:hAnsi="Arial" w:cs="Arial"/>
+          <w:noProof/>
           <w:sz w:val="22"/>
           <w:szCs w:val="22"/>
           <w:lang w:val="es-PE"/>
@@ -13580,7 +13492,7 @@
                     <pic:cNvPicPr/>
                   </pic:nvPicPr>
                   <pic:blipFill>
-                    <a:blip r:embed="rId24">
+                    <a:blip r:embed="rId23">
                       <a:extLst>
                         <a:ext uri="{28A0092B-C50C-407E-A947-70E740481C1C}">
                           <a14:useLocalDpi xmlns:a14="http://schemas.microsoft.com/office/drawing/2010/main" val="0"/>
@@ -14532,7 +14444,7 @@
           <w:lang w:val="es-PE"/>
         </w:rPr>
         <w:drawing>
-          <wp:inline distT="0" distB="0" distL="0" distR="0" wp14:anchorId="0B779361" wp14:editId="541DFA54">
+          <wp:inline distT="0" distB="0" distL="0" distR="0" wp14:anchorId="0B779361" wp14:editId="65DEFB5A">
             <wp:extent cx="4928260" cy="3080918"/>
             <wp:effectExtent l="0" t="0" r="5715" b="5715"/>
             <wp:docPr id="890670287" name="Imagen 14" descr="Diagrama&#10;&#10;El contenido generado por IA puede ser incorrecto."/>
@@ -14549,7 +14461,7 @@
                     </pic:cNvPicPr>
                   </pic:nvPicPr>
                   <pic:blipFill rotWithShape="1">
-                    <a:blip r:embed="rId25" cstate="print">
+                    <a:blip r:embed="rId24" cstate="print">
                       <a:extLst>
                         <a:ext uri="{28A0092B-C50C-407E-A947-70E740481C1C}">
                           <a14:useLocalDpi xmlns:a14="http://schemas.microsoft.com/office/drawing/2010/main" val="0"/>
@@ -14654,16 +14566,13 @@
       </w:pPr>
       <w:r>
         <w:rPr>
-          <w:rFonts w:ascii="Arial" w:hAnsi="Arial" w:cs="Arial"/>
           <w:noProof/>
-          <w:sz w:val="22"/>
-          <w:szCs w:val="22"/>
         </w:rPr>
         <w:drawing>
-          <wp:inline distT="0" distB="0" distL="0" distR="0" wp14:anchorId="672825E2" wp14:editId="007CCCF3">
-            <wp:extent cx="5336068" cy="3380650"/>
+          <wp:inline distT="0" distB="0" distL="0" distR="0" wp14:anchorId="46978CF9" wp14:editId="42D4BAA7">
+            <wp:extent cx="5943600" cy="4217670"/>
             <wp:effectExtent l="0" t="0" r="0" b="0"/>
-            <wp:docPr id="1222491795" name="Imagen 12" descr="Interfaz de usuario gráfica, Diagrama&#10;&#10;El contenido generado por IA puede ser incorrecto."/>
+            <wp:docPr id="739611980" name="Imagen 1"/>
             <wp:cNvGraphicFramePr>
               <a:graphicFrameLocks xmlns:a="http://schemas.openxmlformats.org/drawingml/2006/main" noChangeAspect="1"/>
             </wp:cNvGraphicFramePr>
@@ -14671,36 +14580,23 @@
               <a:graphicData uri="http://schemas.openxmlformats.org/drawingml/2006/picture">
                 <pic:pic xmlns:pic="http://schemas.openxmlformats.org/drawingml/2006/picture">
                   <pic:nvPicPr>
-                    <pic:cNvPr id="1222491795" name="Imagen 12" descr="Interfaz de usuario gráfica, Diagrama&#10;&#10;El contenido generado por IA puede ser incorrecto."/>
+                    <pic:cNvPr id="739611980" name=""/>
                     <pic:cNvPicPr/>
                   </pic:nvPicPr>
-                  <pic:blipFill rotWithShape="1">
-                    <a:blip r:embed="rId26" cstate="print">
-                      <a:extLst>
-                        <a:ext uri="{28A0092B-C50C-407E-A947-70E740481C1C}">
-                          <a14:useLocalDpi xmlns:a14="http://schemas.microsoft.com/office/drawing/2010/main" val="0"/>
-                        </a:ext>
-                      </a:extLst>
-                    </a:blip>
-                    <a:srcRect b="5337"/>
-                    <a:stretch/>
+                  <pic:blipFill>
+                    <a:blip r:embed="rId25"/>
+                    <a:stretch>
+                      <a:fillRect/>
+                    </a:stretch>
                   </pic:blipFill>
-                  <pic:spPr bwMode="auto">
+                  <pic:spPr>
                     <a:xfrm>
                       <a:off x="0" y="0"/>
-                      <a:ext cx="5388775" cy="3414042"/>
+                      <a:ext cx="5943600" cy="4217670"/>
                     </a:xfrm>
                     <a:prstGeom prst="rect">
                       <a:avLst/>
                     </a:prstGeom>
-                    <a:ln>
-                      <a:noFill/>
-                    </a:ln>
-                    <a:extLst>
-                      <a:ext uri="{53640926-AAD7-44D8-BBD7-CCE9431645EC}">
-                        <a14:shadowObscured xmlns:a14="http://schemas.microsoft.com/office/drawing/2010/main"/>
-                      </a:ext>
-                    </a:extLst>
                   </pic:spPr>
                 </pic:pic>
               </a:graphicData>
@@ -14719,76 +14615,6 @@
           <w:szCs w:val="22"/>
         </w:rPr>
       </w:pPr>
-      <w:r>
-        <w:rPr>
-          <w:rFonts w:ascii="Arial" w:hAnsi="Arial" w:cs="Arial"/>
-          <w:noProof/>
-          <w:sz w:val="22"/>
-          <w:szCs w:val="22"/>
-        </w:rPr>
-        <w:drawing>
-          <wp:anchor distT="0" distB="0" distL="114300" distR="114300" simplePos="0" relativeHeight="251662337" behindDoc="0" locked="0" layoutInCell="1" allowOverlap="1" wp14:anchorId="5F57F2DF" wp14:editId="1D1140D9">
-            <wp:simplePos x="0" y="0"/>
-            <wp:positionH relativeFrom="margin">
-              <wp:align>right</wp:align>
-            </wp:positionH>
-            <wp:positionV relativeFrom="paragraph">
-              <wp:posOffset>183136</wp:posOffset>
-            </wp:positionV>
-            <wp:extent cx="5803900" cy="3657600"/>
-            <wp:effectExtent l="0" t="0" r="6350" b="0"/>
-            <wp:wrapSquare wrapText="bothSides"/>
-            <wp:docPr id="1580895341" name="Imagen 15" descr="Una captura de pantalla de una computadora&#10;&#10;El contenido generado por IA puede ser incorrecto."/>
-            <wp:cNvGraphicFramePr>
-              <a:graphicFrameLocks xmlns:a="http://schemas.openxmlformats.org/drawingml/2006/main" noChangeAspect="1"/>
-            </wp:cNvGraphicFramePr>
-            <a:graphic xmlns:a="http://schemas.openxmlformats.org/drawingml/2006/main">
-              <a:graphicData uri="http://schemas.openxmlformats.org/drawingml/2006/picture">
-                <pic:pic xmlns:pic="http://schemas.openxmlformats.org/drawingml/2006/picture">
-                  <pic:nvPicPr>
-                    <pic:cNvPr id="1580895341" name="Imagen 15" descr="Una captura de pantalla de una computadora&#10;&#10;El contenido generado por IA puede ser incorrecto."/>
-                    <pic:cNvPicPr/>
-                  </pic:nvPicPr>
-                  <pic:blipFill rotWithShape="1">
-                    <a:blip r:embed="rId27">
-                      <a:extLst>
-                        <a:ext uri="{28A0092B-C50C-407E-A947-70E740481C1C}">
-                          <a14:useLocalDpi xmlns:a14="http://schemas.microsoft.com/office/drawing/2010/main" val="0"/>
-                        </a:ext>
-                      </a:extLst>
-                    </a:blip>
-                    <a:srcRect l="7826"/>
-                    <a:stretch/>
-                  </pic:blipFill>
-                  <pic:spPr bwMode="auto">
-                    <a:xfrm>
-                      <a:off x="0" y="0"/>
-                      <a:ext cx="5803900" cy="3657600"/>
-                    </a:xfrm>
-                    <a:prstGeom prst="rect">
-                      <a:avLst/>
-                    </a:prstGeom>
-                    <a:ln>
-                      <a:noFill/>
-                    </a:ln>
-                    <a:extLst>
-                      <a:ext uri="{53640926-AAD7-44D8-BBD7-CCE9431645EC}">
-                        <a14:shadowObscured xmlns:a14="http://schemas.microsoft.com/office/drawing/2010/main"/>
-                      </a:ext>
-                    </a:extLst>
-                  </pic:spPr>
-                </pic:pic>
-              </a:graphicData>
-            </a:graphic>
-            <wp14:sizeRelH relativeFrom="margin">
-              <wp14:pctWidth>0</wp14:pctWidth>
-            </wp14:sizeRelH>
-            <wp14:sizeRelV relativeFrom="margin">
-              <wp14:pctHeight>0</wp14:pctHeight>
-            </wp14:sizeRelV>
-          </wp:anchor>
-        </w:drawing>
-      </w:r>
     </w:p>
     <w:p>
       <w:pPr>
@@ -14818,6 +14644,7 @@
           <w:noProof/>
           <w:sz w:val="22"/>
           <w:szCs w:val="22"/>
+          <w:lang w:val="es-ES"/>
         </w:rPr>
       </w:pPr>
     </w:p>
@@ -14903,55 +14730,6 @@
           <w:lang w:val="es-PE"/>
         </w:rPr>
       </w:pPr>
-    </w:p>
-    <w:p>
-      <w:pPr>
-        <w:rPr>
-          <w:rFonts w:ascii="Arial" w:hAnsi="Arial" w:cs="Arial"/>
-          <w:sz w:val="22"/>
-          <w:szCs w:val="22"/>
-          <w:lang w:val="es-PE"/>
-        </w:rPr>
-      </w:pPr>
-    </w:p>
-    <w:p>
-      <w:pPr>
-        <w:rPr>
-          <w:rFonts w:ascii="Arial" w:hAnsi="Arial" w:cs="Arial"/>
-          <w:sz w:val="22"/>
-          <w:szCs w:val="22"/>
-          <w:lang w:val="es-PE"/>
-        </w:rPr>
-      </w:pPr>
-    </w:p>
-    <w:p>
-      <w:pPr>
-        <w:rPr>
-          <w:rFonts w:ascii="Arial" w:hAnsi="Arial" w:cs="Arial"/>
-          <w:sz w:val="22"/>
-          <w:szCs w:val="22"/>
-          <w:lang w:val="es-PE"/>
-        </w:rPr>
-      </w:pPr>
-    </w:p>
-    <w:p>
-      <w:pPr>
-        <w:rPr>
-          <w:rFonts w:ascii="Arial" w:hAnsi="Arial" w:cs="Arial"/>
-          <w:sz w:val="22"/>
-          <w:szCs w:val="22"/>
-          <w:lang w:val="es-PE"/>
-        </w:rPr>
-      </w:pPr>
-      <w:r>
-        <w:rPr>
-          <w:rFonts w:ascii="Arial" w:hAnsi="Arial" w:cs="Arial"/>
-          <w:sz w:val="22"/>
-          <w:szCs w:val="22"/>
-          <w:lang w:val="es-PE"/>
-        </w:rPr>
-        <w:br w:type="page"/>
-      </w:r>
     </w:p>
     <w:p>
       <w:pPr>
@@ -15111,7 +14889,7 @@
                     </pic:cNvPicPr>
                   </pic:nvPicPr>
                   <pic:blipFill>
-                    <a:blip r:embed="rId28">
+                    <a:blip r:embed="rId26">
                       <a:extLst>
                         <a:ext uri="{28A0092B-C50C-407E-A947-70E740481C1C}">
                           <a14:useLocalDpi xmlns:a14="http://schemas.microsoft.com/office/drawing/2010/main" val="0"/>
@@ -15221,7 +14999,7 @@
                     <pic:cNvPicPr/>
                   </pic:nvPicPr>
                   <pic:blipFill>
-                    <a:blip r:embed="rId29"/>
+                    <a:blip r:embed="rId27"/>
                     <a:stretch>
                       <a:fillRect/>
                     </a:stretch>
@@ -15332,7 +15110,7 @@
                     <pic:cNvPicPr/>
                   </pic:nvPicPr>
                   <pic:blipFill>
-                    <a:blip r:embed="rId30"/>
+                    <a:blip r:embed="rId28"/>
                     <a:stretch>
                       <a:fillRect/>
                     </a:stretch>
@@ -15420,7 +15198,7 @@
                     </pic:cNvPicPr>
                   </pic:nvPicPr>
                   <pic:blipFill>
-                    <a:blip r:embed="rId31"/>
+                    <a:blip r:embed="rId29"/>
                     <a:stretch>
                       <a:fillRect/>
                     </a:stretch>
@@ -15520,7 +15298,7 @@
                     </pic:cNvPicPr>
                   </pic:nvPicPr>
                   <pic:blipFill>
-                    <a:blip r:embed="rId32"/>
+                    <a:blip r:embed="rId30"/>
                     <a:stretch>
                       <a:fillRect/>
                     </a:stretch>
@@ -15621,7 +15399,7 @@
                     </pic:cNvPicPr>
                   </pic:nvPicPr>
                   <pic:blipFill>
-                    <a:blip r:embed="rId33"/>
+                    <a:blip r:embed="rId31"/>
                     <a:stretch>
                       <a:fillRect/>
                     </a:stretch>
@@ -15854,7 +15632,7 @@
                     <pic:cNvPicPr/>
                   </pic:nvPicPr>
                   <pic:blipFill>
-                    <a:blip r:embed="rId34">
+                    <a:blip r:embed="rId32">
                       <a:extLst>
                         <a:ext uri="{28A0092B-C50C-407E-A947-70E740481C1C}">
                           <a14:useLocalDpi xmlns:a14="http://schemas.microsoft.com/office/drawing/2010/main"/>
@@ -16096,7 +15874,7 @@
                     <pic:cNvPicPr/>
                   </pic:nvPicPr>
                   <pic:blipFill>
-                    <a:blip r:embed="rId35">
+                    <a:blip r:embed="rId33">
                       <a:extLst>
                         <a:ext uri="{28A0092B-C50C-407E-A947-70E740481C1C}">
                           <a14:useLocalDpi xmlns:a14="http://schemas.microsoft.com/office/drawing/2010/main" val="0"/>
@@ -16156,7 +15934,7 @@
                     <pic:cNvPicPr/>
                   </pic:nvPicPr>
                   <pic:blipFill>
-                    <a:blip r:embed="rId36">
+                    <a:blip r:embed="rId34">
                       <a:extLst>
                         <a:ext uri="{28A0092B-C50C-407E-A947-70E740481C1C}">
                           <a14:useLocalDpi xmlns:a14="http://schemas.microsoft.com/office/drawing/2010/main" val="0"/>
@@ -16217,7 +15995,7 @@
                     <pic:cNvPicPr/>
                   </pic:nvPicPr>
                   <pic:blipFill>
-                    <a:blip r:embed="rId37">
+                    <a:blip r:embed="rId35">
                       <a:extLst>
                         <a:ext uri="{28A0092B-C50C-407E-A947-70E740481C1C}">
                           <a14:useLocalDpi xmlns:a14="http://schemas.microsoft.com/office/drawing/2010/main" val="0"/>
@@ -16278,7 +16056,7 @@
                     <pic:cNvPicPr/>
                   </pic:nvPicPr>
                   <pic:blipFill>
-                    <a:blip r:embed="rId38">
+                    <a:blip r:embed="rId36">
                       <a:extLst>
                         <a:ext uri="{28A0092B-C50C-407E-A947-70E740481C1C}">
                           <a14:useLocalDpi xmlns:a14="http://schemas.microsoft.com/office/drawing/2010/main" val="0"/>
@@ -16437,7 +16215,7 @@
                     <pic:cNvPicPr/>
                   </pic:nvPicPr>
                   <pic:blipFill>
-                    <a:blip r:embed="rId39">
+                    <a:blip r:embed="rId37">
                       <a:extLst>
                         <a:ext uri="{28A0092B-C50C-407E-A947-70E740481C1C}">
                           <a14:useLocalDpi xmlns:a14="http://schemas.microsoft.com/office/drawing/2010/main"/>
@@ -16667,7 +16445,7 @@
                     <pic:cNvPicPr/>
                   </pic:nvPicPr>
                   <pic:blipFill>
-                    <a:blip r:embed="rId40">
+                    <a:blip r:embed="rId38">
                       <a:extLst>
                         <a:ext uri="{28A0092B-C50C-407E-A947-70E740481C1C}">
                           <a14:useLocalDpi xmlns:a14="http://schemas.microsoft.com/office/drawing/2010/main" val="0"/>
@@ -16781,7 +16559,7 @@
                     <pic:cNvPicPr/>
                   </pic:nvPicPr>
                   <pic:blipFill>
-                    <a:blip r:embed="rId41">
+                    <a:blip r:embed="rId39">
                       <a:extLst>
                         <a:ext uri="{28A0092B-C50C-407E-A947-70E740481C1C}">
                           <a14:useLocalDpi xmlns:a14="http://schemas.microsoft.com/office/drawing/2010/main" val="0"/>
@@ -17050,7 +16828,7 @@
                     <pic:cNvPicPr/>
                   </pic:nvPicPr>
                   <pic:blipFill>
-                    <a:blip r:embed="rId42">
+                    <a:blip r:embed="rId40">
                       <a:extLst>
                         <a:ext uri="{28A0092B-C50C-407E-A947-70E740481C1C}">
                           <a14:useLocalDpi xmlns:a14="http://schemas.microsoft.com/office/drawing/2010/main" val="0"/>
@@ -17145,7 +16923,7 @@
                     <pic:cNvPicPr/>
                   </pic:nvPicPr>
                   <pic:blipFill>
-                    <a:blip r:embed="rId43">
+                    <a:blip r:embed="rId41">
                       <a:extLst>
                         <a:ext uri="{28A0092B-C50C-407E-A947-70E740481C1C}">
                           <a14:useLocalDpi xmlns:a14="http://schemas.microsoft.com/office/drawing/2010/main" val="0"/>
@@ -17263,7 +17041,7 @@
                     </pic:cNvPicPr>
                   </pic:nvPicPr>
                   <pic:blipFill>
-                    <a:blip r:embed="rId44"/>
+                    <a:blip r:embed="rId42"/>
                     <a:stretch>
                       <a:fillRect/>
                     </a:stretch>
@@ -17385,7 +17163,7 @@
                     </pic:cNvPicPr>
                   </pic:nvPicPr>
                   <pic:blipFill>
-                    <a:blip r:embed="rId45"/>
+                    <a:blip r:embed="rId43"/>
                     <a:stretch>
                       <a:fillRect/>
                     </a:stretch>
@@ -17476,7 +17254,7 @@
                     </pic:cNvPicPr>
                   </pic:nvPicPr>
                   <pic:blipFill>
-                    <a:blip r:embed="rId46"/>
+                    <a:blip r:embed="rId44"/>
                     <a:stretch>
                       <a:fillRect/>
                     </a:stretch>
@@ -17612,7 +17390,7 @@
                     </pic:cNvPicPr>
                   </pic:nvPicPr>
                   <pic:blipFill>
-                    <a:blip r:embed="rId47"/>
+                    <a:blip r:embed="rId45"/>
                     <a:stretch>
                       <a:fillRect/>
                     </a:stretch>
@@ -17838,7 +17616,7 @@
                     <pic:cNvPicPr/>
                   </pic:nvPicPr>
                   <pic:blipFill>
-                    <a:blip r:embed="rId48"/>
+                    <a:blip r:embed="rId46"/>
                     <a:stretch>
                       <a:fillRect/>
                     </a:stretch>
@@ -17927,7 +17705,7 @@
                     <pic:cNvPicPr/>
                   </pic:nvPicPr>
                   <pic:blipFill>
-                    <a:blip r:embed="rId49"/>
+                    <a:blip r:embed="rId47"/>
                     <a:stretch>
                       <a:fillRect/>
                     </a:stretch>
@@ -17993,8 +17771,8 @@
           <w:lang w:val="es-ES"/>
         </w:rPr>
         <w:sectPr>
-          <w:headerReference w:type="default" r:id="rId50"/>
-          <w:footerReference w:type="default" r:id="rId51"/>
+          <w:headerReference w:type="default" r:id="rId48"/>
+          <w:footerReference w:type="default" r:id="rId49"/>
           <w:pgSz w:w="12240" w:h="15840"/>
           <w:pgMar w:top="1440" w:right="1440" w:bottom="1440" w:left="1440" w:header="720" w:footer="720" w:gutter="0"/>
           <w:cols w:space="720"/>
@@ -18060,7 +17838,7 @@
                     <pic:cNvPicPr/>
                   </pic:nvPicPr>
                   <pic:blipFill rotWithShape="1">
-                    <a:blip r:embed="rId52">
+                    <a:blip r:embed="rId50">
                       <a:extLst>
                         <a:ext uri="{28A0092B-C50C-407E-A947-70E740481C1C}">
                           <a14:useLocalDpi xmlns:a14="http://schemas.microsoft.com/office/drawing/2010/main" val="0"/>
@@ -18202,7 +17980,7 @@
                     <pic:cNvPicPr/>
                   </pic:nvPicPr>
                   <pic:blipFill>
-                    <a:blip r:embed="rId53">
+                    <a:blip r:embed="rId51">
                       <a:extLst>
                         <a:ext uri="{28A0092B-C50C-407E-A947-70E740481C1C}">
                           <a14:useLocalDpi xmlns:a14="http://schemas.microsoft.com/office/drawing/2010/main" val="0"/>
@@ -18530,7 +18308,7 @@
           <w:lang w:val="es-ES"/>
         </w:rPr>
       </w:pPr>
-      <w:hyperlink r:id="rId54" w:history="1">
+      <w:hyperlink r:id="rId52" w:history="1">
         <w:r>
           <w:rPr>
             <w:rStyle w:val="Hipervnculo"/>
@@ -18673,7 +18451,7 @@
         </w:rPr>
         <w:t xml:space="preserve">, 2(3), 57–67. </w:t>
       </w:r>
-      <w:hyperlink r:id="rId55">
+      <w:hyperlink r:id="rId53">
         <w:r>
           <w:rPr>
             <w:rStyle w:val="Hipervnculo"/>
@@ -18745,7 +18523,7 @@
         </w:rPr>
         <w:t xml:space="preserve">, 7(2), 123–137. </w:t>
       </w:r>
-      <w:hyperlink r:id="rId56">
+      <w:hyperlink r:id="rId54">
         <w:r>
           <w:rPr>
             <w:rStyle w:val="Hipervnculo"/>
@@ -18840,7 +18618,7 @@
         </w:rPr>
         <w:t>:</w:t>
       </w:r>
-      <w:hyperlink r:id="rId57">
+      <w:hyperlink r:id="rId55">
         <w:r>
           <w:rPr>
             <w:rStyle w:val="Hipervnculo"/>
@@ -18957,7 +18735,7 @@
         </w:rPr>
         <w:t>:</w:t>
       </w:r>
-      <w:hyperlink r:id="rId58">
+      <w:hyperlink r:id="rId56">
         <w:r>
           <w:rPr>
             <w:rStyle w:val="Hipervnculo"/>
@@ -19042,7 +18820,7 @@
           <w:lang w:val="es-ES"/>
         </w:rPr>
       </w:pPr>
-      <w:hyperlink r:id="rId59">
+      <w:hyperlink r:id="rId57">
         <w:r>
           <w:rPr>
             <w:rStyle w:val="Hipervnculo"/>
@@ -19125,7 +18903,7 @@
           <w:lang w:val="es-ES"/>
         </w:rPr>
       </w:pPr>
-      <w:hyperlink r:id="rId60">
+      <w:hyperlink r:id="rId58">
         <w:r>
           <w:rPr>
             <w:rStyle w:val="Hipervnculo"/>
@@ -19215,7 +18993,7 @@
         </w:rPr>
         <w:br/>
       </w:r>
-      <w:hyperlink r:id="rId61" w:tgtFrame="_blank" w:history="1">
+      <w:hyperlink r:id="rId59" w:tgtFrame="_blank" w:history="1">
         <w:r>
           <w:rPr>
             <w:rStyle w:val="Hipervnculo"/>
@@ -19270,7 +19048,7 @@
           <w:lang w:val="es-ES"/>
         </w:rPr>
       </w:pPr>
-      <w:hyperlink r:id="rId62" w:history="1">
+      <w:hyperlink r:id="rId60" w:history="1">
         <w:r>
           <w:rPr>
             <w:rStyle w:val="Hipervnculo"/>
@@ -19368,7 +19146,7 @@
         </w:rPr>
         <w:t xml:space="preserve"> [Tesis de licenciatura, Universidad de San Martín de Porres]. Repositorio Institucional USMP. </w:t>
       </w:r>
-      <w:hyperlink r:id="rId63" w:history="1">
+      <w:hyperlink r:id="rId61" w:history="1">
         <w:r>
           <w:rPr>
             <w:rStyle w:val="Hipervnculo"/>
@@ -19475,7 +19253,7 @@
           <w:lang w:val="es-PE"/>
         </w:rPr>
       </w:pPr>
-      <w:hyperlink r:id="rId64" w:history="1">
+      <w:hyperlink r:id="rId62" w:history="1">
         <w:r>
           <w:rPr>
             <w:rStyle w:val="Hipervnculo"/>
@@ -23358,6 +23136,7 @@
   <w:style w:type="character" w:default="1" w:styleId="Fuentedeprrafopredeter">
     <w:name w:val="Default Paragraph Font"/>
     <w:uiPriority w:val="1"/>
+    <w:semiHidden/>
     <w:unhideWhenUsed/>
   </w:style>
   <w:style w:type="table" w:default="1" w:styleId="Tablanormal">
@@ -24254,19 +24033,6 @@
 </file>
 
 <file path=customXml/item1.xml><?xml version="1.0" encoding="utf-8"?>
-<?mso-contentType ?>
-<FormTemplates xmlns="http://schemas.microsoft.com/sharepoint/v3/contenttype/forms">
-  <Display>DocumentLibraryForm</Display>
-  <Edit>DocumentLibraryForm</Edit>
-  <New>DocumentLibraryForm</New>
-</FormTemplates>
-</file>
-
-<file path=customXml/item2.xml><?xml version="1.0" encoding="utf-8"?>
-<b:Sources xmlns:b="http://schemas.openxmlformats.org/officeDocument/2006/bibliography" xmlns="http://schemas.openxmlformats.org/officeDocument/2006/bibliography" SelectedStyle="\APASixthEditionOfficeOnline.xsl" StyleName="APA" Version="6"/>
-</file>
-
-<file path=customXml/item3.xml><?xml version="1.0" encoding="utf-8"?>
 <ct:contentTypeSchema xmlns:ct="http://schemas.microsoft.com/office/2006/metadata/contentType" xmlns:ma="http://schemas.microsoft.com/office/2006/metadata/properties/metaAttributes" ct:_="" ma:_="" ma:contentTypeName="Document" ma:contentTypeID="0x01010061A11A2CE284FD47B64BD58E7D3E3EA7" ma:contentTypeVersion="14" ma:contentTypeDescription="Create a new document." ma:contentTypeScope="" ma:versionID="a5af07cb6ee200a70ef471af05aeecc5">
   <xsd:schema xmlns:xsd="http://www.w3.org/2001/XMLSchema" xmlns:xs="http://www.w3.org/2001/XMLSchema" xmlns:p="http://schemas.microsoft.com/office/2006/metadata/properties" xmlns:ns3="cdf37b8c-8763-4abf-982a-c9296e721cfd" targetNamespace="http://schemas.microsoft.com/office/2006/metadata/properties" ma:root="true" ma:fieldsID="8bb34359dcf8a933a754b7cad62ffff4" ns3:_="">
     <xsd:import namespace="cdf37b8c-8763-4abf-982a-c9296e721cfd"/>
@@ -24474,7 +24240,16 @@
 </ct:contentTypeSchema>
 </file>
 
-<file path=customXml/item4.xml><?xml version="1.0" encoding="utf-8"?>
+<file path=customXml/item2.xml><?xml version="1.0" encoding="utf-8"?>
+<?mso-contentType ?>
+<FormTemplates xmlns="http://schemas.microsoft.com/sharepoint/v3/contenttype/forms">
+  <Display>DocumentLibraryForm</Display>
+  <Edit>DocumentLibraryForm</Edit>
+  <New>DocumentLibraryForm</New>
+</FormTemplates>
+</file>
+
+<file path=customXml/item3.xml><?xml version="1.0" encoding="utf-8"?>
 <p:properties xmlns:p="http://schemas.microsoft.com/office/2006/metadata/properties" xmlns:xsi="http://www.w3.org/2001/XMLSchema-instance" xmlns:pc="http://schemas.microsoft.com/office/infopath/2007/PartnerControls">
   <documentManagement>
     <_activity xmlns="cdf37b8c-8763-4abf-982a-c9296e721cfd" xsi:nil="true"/>
@@ -24482,23 +24257,11 @@
 </p:properties>
 </file>
 
-<file path=customXml/itemProps1.xml><?xml version="1.0" encoding="utf-8"?>
-<ds:datastoreItem xmlns:ds="http://schemas.openxmlformats.org/officeDocument/2006/customXml" ds:itemID="{B58BCE9C-0618-4CD1-8624-82F0651D747D}">
-  <ds:schemaRefs>
-    <ds:schemaRef ds:uri="http://schemas.microsoft.com/sharepoint/v3/contenttype/forms"/>
-  </ds:schemaRefs>
-</ds:datastoreItem>
+<file path=customXml/item4.xml><?xml version="1.0" encoding="utf-8"?>
+<b:Sources xmlns:b="http://schemas.openxmlformats.org/officeDocument/2006/bibliography" xmlns="http://schemas.openxmlformats.org/officeDocument/2006/bibliography" SelectedStyle="\APASixthEditionOfficeOnline.xsl" StyleName="APA" Version="6"/>
 </file>
 
-<file path=customXml/itemProps2.xml><?xml version="1.0" encoding="utf-8"?>
-<ds:datastoreItem xmlns:ds="http://schemas.openxmlformats.org/officeDocument/2006/customXml" ds:itemID="{79D43AB6-ED0E-488B-B90F-9CF535390F29}">
-  <ds:schemaRefs>
-    <ds:schemaRef ds:uri="http://schemas.openxmlformats.org/officeDocument/2006/bibliography"/>
-  </ds:schemaRefs>
-</ds:datastoreItem>
-</file>
-
-<file path=customXml/itemProps3.xml><?xml version="1.0" encoding="utf-8"?>
+<file path=customXml/itemProps1.xml><?xml version="1.0" encoding="utf-8"?>
 <ds:datastoreItem xmlns:ds="http://schemas.openxmlformats.org/officeDocument/2006/customXml" ds:itemID="{B0C5C158-75C1-4C25-A8AF-1E2F42D14DDB}">
   <ds:schemaRefs>
     <ds:schemaRef ds:uri="http://schemas.microsoft.com/office/2006/metadata/contentType"/>
@@ -24516,7 +24279,15 @@
 </ds:datastoreItem>
 </file>
 
-<file path=customXml/itemProps4.xml><?xml version="1.0" encoding="utf-8"?>
+<file path=customXml/itemProps2.xml><?xml version="1.0" encoding="utf-8"?>
+<ds:datastoreItem xmlns:ds="http://schemas.openxmlformats.org/officeDocument/2006/customXml" ds:itemID="{B58BCE9C-0618-4CD1-8624-82F0651D747D}">
+  <ds:schemaRefs>
+    <ds:schemaRef ds:uri="http://schemas.microsoft.com/sharepoint/v3/contenttype/forms"/>
+  </ds:schemaRefs>
+</ds:datastoreItem>
+</file>
+
+<file path=customXml/itemProps3.xml><?xml version="1.0" encoding="utf-8"?>
 <ds:datastoreItem xmlns:ds="http://schemas.openxmlformats.org/officeDocument/2006/customXml" ds:itemID="{81453A9B-71C6-4DB3-8243-E008245C2DD5}">
   <ds:schemaRefs>
     <ds:schemaRef ds:uri="http://schemas.microsoft.com/office/2006/metadata/properties"/>
@@ -24524,4 +24295,12 @@
     <ds:schemaRef ds:uri="cdf37b8c-8763-4abf-982a-c9296e721cfd"/>
   </ds:schemaRefs>
 </ds:datastoreItem>
+</file>
+
+<file path=customXml/itemProps4.xml><?xml version="1.0" encoding="utf-8"?>
+<ds:datastoreItem xmlns:ds="http://schemas.openxmlformats.org/officeDocument/2006/customXml" ds:itemID="{79D43AB6-ED0E-488B-B90F-9CF535390F29}">
+  <ds:schemaRefs>
+    <ds:schemaRef ds:uri="http://schemas.openxmlformats.org/officeDocument/2006/bibliography"/>
+  </ds:schemaRefs>
+</ds:datastoreItem>
 </file>